--- a/DRS Project/Theo_Devos-Vernes_c1234567_NUTeams2200Project _Portfolio_2026.docx
+++ b/DRS Project/Theo_Devos-Vernes_c1234567_NUTeams2200Project _Portfolio_2026.docx
@@ -1,6 +1,6 @@
 
 <file path=word/document.xml><?xml version="1.0" encoding="utf-8"?>
-<w:document xmlns:wpc="http://schemas.microsoft.com/office/word/2010/wordprocessingCanvas" xmlns:cx="http://schemas.microsoft.com/office/drawing/2014/chartex" xmlns:cx1="http://schemas.microsoft.com/office/drawing/2015/9/8/chartex" xmlns:cx2="http://schemas.microsoft.com/office/drawing/2015/10/21/chartex" xmlns:cx3="http://schemas.microsoft.com/office/drawing/2016/5/9/chartex" xmlns:cx4="http://schemas.microsoft.com/office/drawing/2016/5/10/chartex" xmlns:cx5="http://schemas.microsoft.com/office/drawing/2016/5/11/chartex" xmlns:cx6="http://schemas.microsoft.com/office/drawing/2016/5/12/chartex" xmlns:cx7="http://schemas.microsoft.com/office/drawing/2016/5/13/chartex" xmlns:cx8="http://schemas.microsoft.com/office/drawing/2016/5/14/chartex" xmlns:mc="http://schemas.openxmlformats.org/markup-compatibility/2006" xmlns:aink="http://schemas.microsoft.com/office/drawing/2016/ink" xmlns:am3d="http://schemas.microsoft.com/office/drawing/2017/model3d" xmlns:o="urn:schemas-microsoft-com:office:office" xmlns:oel="http://schemas.microsoft.com/office/2019/extlst" xmlns:r="http://schemas.openxmlformats.org/officeDocument/2006/relationships" xmlns:m="http://schemas.openxmlformats.org/officeDocument/2006/math" xmlns:v="urn:schemas-microsoft-com:vml" xmlns:wp14="http://schemas.microsoft.com/office/word/2010/wordprocessingDrawing" xmlns:wp="http://schemas.openxmlformats.org/drawingml/2006/wordprocessingDrawing" xmlns:w10="urn:schemas-microsoft-com:office:word" xmlns:w="http://schemas.openxmlformats.org/wordprocessingml/2006/main" xmlns:w14="http://schemas.microsoft.com/office/word/2010/wordml" xmlns:w15="http://schemas.microsoft.com/office/word/2012/wordml" xmlns:w16cex="http://schemas.microsoft.com/office/word/2018/wordml/cex" xmlns:w16cid="http://schemas.microsoft.com/office/word/2016/wordml/cid" xmlns:w16="http://schemas.microsoft.com/office/word/2018/wordml" xmlns:w16du="http://schemas.microsoft.com/office/word/2023/wordml/word16du" xmlns:w16sdtdh="http://schemas.microsoft.com/office/word/2020/wordml/sdtdatahash" xmlns:w16sdtfl="http://schemas.microsoft.com/office/word/2024/wordml/sdtformatlock" xmlns:w16se="http://schemas.microsoft.com/office/word/2015/wordml/symex" xmlns:wpg="http://schemas.microsoft.com/office/word/2010/wordprocessingGroup" xmlns:wpi="http://schemas.microsoft.com/office/word/2010/wordprocessingInk" xmlns:wne="http://schemas.microsoft.com/office/word/2006/wordml" xmlns:wps="http://schemas.microsoft.com/office/word/2010/wordprocessingShape" mc:Ignorable="w14 w15 w16se w16cid w16 w16cex w16sdtdh w16sdtfl w16du wp14">
+<w:document xmlns:wpc="http://schemas.microsoft.com/office/word/2010/wordprocessingCanvas" xmlns:cx="http://schemas.microsoft.com/office/drawing/2014/chartex" xmlns:cx1="http://schemas.microsoft.com/office/drawing/2015/9/8/chartex" xmlns:cx2="http://schemas.microsoft.com/office/drawing/2015/10/21/chartex" xmlns:cx3="http://schemas.microsoft.com/office/drawing/2016/5/9/chartex" xmlns:cx4="http://schemas.microsoft.com/office/drawing/2016/5/10/chartex" xmlns:cx5="http://schemas.microsoft.com/office/drawing/2016/5/11/chartex" xmlns:cx6="http://schemas.microsoft.com/office/drawing/2016/5/12/chartex" xmlns:cx7="http://schemas.microsoft.com/office/drawing/2016/5/13/chartex" xmlns:cx8="http://schemas.microsoft.com/office/drawing/2016/5/14/chartex" xmlns:mc="http://schemas.openxmlformats.org/markup-compatibility/2006" xmlns:m="http://schemas.openxmlformats.org/officeDocument/2006/math" xmlns:aink="http://schemas.microsoft.com/office/drawing/2016/ink" xmlns:am3d="http://schemas.microsoft.com/office/drawing/2017/model3d" xmlns:oel="http://schemas.microsoft.com/office/2019/extlst" xmlns:r="http://schemas.openxmlformats.org/officeDocument/2006/relationships" xmlns:wp14="http://schemas.microsoft.com/office/word/2010/wordprocessingDrawing" xmlns:wp="http://schemas.openxmlformats.org/drawingml/2006/wordprocessingDrawing" xmlns:wpg="http://schemas.microsoft.com/office/word/2010/wordprocessingGroup" xmlns:wpi="http://schemas.microsoft.com/office/word/2010/wordprocessingInk" xmlns:wps="http://schemas.microsoft.com/office/word/2010/wordprocessingShape" xmlns:o="urn:schemas-microsoft-com:office:office" xmlns:v="urn:schemas-microsoft-com:vml" xmlns:w10="urn:schemas-microsoft-com:office:word" xmlns:w="http://schemas.openxmlformats.org/wordprocessingml/2006/main" xmlns:w14="http://schemas.microsoft.com/office/word/2010/wordml" xmlns:w15="http://schemas.microsoft.com/office/word/2012/wordml" xmlns:w16cex="http://schemas.microsoft.com/office/word/2018/wordml/cex" xmlns:w16cid="http://schemas.microsoft.com/office/word/2016/wordml/cid" xmlns:w16="http://schemas.microsoft.com/office/word/2018/wordml" xmlns:w16sdtdh="http://schemas.microsoft.com/office/word/2020/wordml/sdtdatahash" xmlns:w16sdtfl="http://schemas.microsoft.com/office/word/2024/wordml/sdtformatlock" xmlns:w16se="http://schemas.microsoft.com/office/word/2015/wordml/symex" xmlns:w16du="http://schemas.microsoft.com/office/word/2023/wordml/word16du" xmlns:wne="http://schemas.microsoft.com/office/word/2006/wordml" mc:Ignorable="w14 w15 w16se w16cid w16 w16cex w16sdtdh w16sdtfl w16du wp14">
   <w:body>
     <w:p>
       <w:pPr>
@@ -13,6 +13,7 @@
           <w:lang w:val="en-GB"/>
         </w:rPr>
       </w:pPr>
+      <w:proofErr w:type="spellStart"/>
       <w:r>
         <w:rPr>
           <w:b/>
@@ -22,8 +23,9 @@
           <w:u w:val="single"/>
           <w:lang w:val="en-GB"/>
         </w:rPr>
-        <w:t xml:space="preserve">NUTeams onboarding </w:t>
-      </w:r>
+        <w:t>NUTeams</w:t>
+      </w:r>
+      <w:proofErr w:type="spellEnd"/>
       <w:r>
         <w:rPr>
           <w:b/>
@@ -33,7 +35,7 @@
           <w:u w:val="single"/>
           <w:lang w:val="en-GB"/>
         </w:rPr>
-        <w:t>Portfolio</w:t>
+        <w:t xml:space="preserve"> onboarding </w:t>
       </w:r>
       <w:r>
         <w:rPr>
@@ -44,7 +46,7 @@
           <w:u w:val="single"/>
           <w:lang w:val="en-GB"/>
         </w:rPr>
-        <w:t xml:space="preserve"> prt 2</w:t>
+        <w:t>Portfolio</w:t>
       </w:r>
       <w:r>
         <w:rPr>
@@ -57,6 +59,41 @@
         </w:rPr>
         <w:t xml:space="preserve"> </w:t>
       </w:r>
+      <w:proofErr w:type="spellStart"/>
+      <w:r>
+        <w:rPr>
+          <w:b/>
+          <w:bCs/>
+          <w:sz w:val="32"/>
+          <w:szCs w:val="32"/>
+          <w:u w:val="single"/>
+          <w:lang w:val="en-GB"/>
+        </w:rPr>
+        <w:t>prt</w:t>
+      </w:r>
+      <w:proofErr w:type="spellEnd"/>
+      <w:r>
+        <w:rPr>
+          <w:b/>
+          <w:bCs/>
+          <w:sz w:val="32"/>
+          <w:szCs w:val="32"/>
+          <w:u w:val="single"/>
+          <w:lang w:val="en-GB"/>
+        </w:rPr>
+        <w:t xml:space="preserve"> 2</w:t>
+      </w:r>
+      <w:r>
+        <w:rPr>
+          <w:b/>
+          <w:bCs/>
+          <w:sz w:val="32"/>
+          <w:szCs w:val="32"/>
+          <w:u w:val="single"/>
+          <w:lang w:val="en-GB"/>
+        </w:rPr>
+        <w:t xml:space="preserve"> </w:t>
+      </w:r>
     </w:p>
     <w:p>
       <w:pPr>
@@ -68,7 +105,21 @@
         <w:rPr>
           <w:lang w:val="en-GB"/>
         </w:rPr>
-        <w:t xml:space="preserve">This is your NUTeams project portfolio. Download and complete this document as you complete your project and submit it as evidence the additional team tasks and project tasks have been completed. </w:t>
+        <w:t xml:space="preserve">This is your </w:t>
+      </w:r>
+      <w:proofErr w:type="spellStart"/>
+      <w:r>
+        <w:rPr>
+          <w:lang w:val="en-GB"/>
+        </w:rPr>
+        <w:t>NUTeams</w:t>
+      </w:r>
+      <w:proofErr w:type="spellEnd"/>
+      <w:r>
+        <w:rPr>
+          <w:lang w:val="en-GB"/>
+        </w:rPr>
+        <w:t xml:space="preserve"> project portfolio. Download and complete this document as you complete your project and submit it as evidence the additional team tasks and project tasks have been completed. </w:t>
       </w:r>
     </w:p>
     <w:p>
@@ -76,7 +127,21 @@
         <w:rPr>
           <w:lang w:val="en-GB"/>
         </w:rPr>
-        <w:t xml:space="preserve">All tasks are required, all evidence is required for each task. </w:t>
+        <w:t xml:space="preserve">All tasks are </w:t>
+      </w:r>
+      <w:proofErr w:type="gramStart"/>
+      <w:r>
+        <w:rPr>
+          <w:lang w:val="en-GB"/>
+        </w:rPr>
+        <w:t>required,</w:t>
+      </w:r>
+      <w:proofErr w:type="gramEnd"/>
+      <w:r>
+        <w:rPr>
+          <w:lang w:val="en-GB"/>
+        </w:rPr>
+        <w:t xml:space="preserve"> all evidence is required for each task. </w:t>
       </w:r>
       <w:r>
         <w:rPr>
@@ -243,7 +308,21 @@
         <w:rPr>
           <w:lang w:val="en-GB"/>
         </w:rPr>
-        <w:t xml:space="preserve"> (NURacing)</w:t>
+        <w:t xml:space="preserve"> (</w:t>
+      </w:r>
+      <w:proofErr w:type="spellStart"/>
+      <w:r>
+        <w:rPr>
+          <w:lang w:val="en-GB"/>
+        </w:rPr>
+        <w:t>NURacing</w:t>
+      </w:r>
+      <w:proofErr w:type="spellEnd"/>
+      <w:r>
+        <w:rPr>
+          <w:lang w:val="en-GB"/>
+        </w:rPr>
+        <w:t>)</w:t>
       </w:r>
       <w:r>
         <w:rPr>
@@ -261,7 +340,21 @@
         <w:rPr>
           <w:lang w:val="en-GB"/>
         </w:rPr>
-        <w:t xml:space="preserve"> (NUMarine)</w:t>
+        <w:t xml:space="preserve"> (</w:t>
+      </w:r>
+      <w:proofErr w:type="spellStart"/>
+      <w:r>
+        <w:rPr>
+          <w:lang w:val="en-GB"/>
+        </w:rPr>
+        <w:t>NUMarine</w:t>
+      </w:r>
+      <w:proofErr w:type="spellEnd"/>
+      <w:r>
+        <w:rPr>
+          <w:lang w:val="en-GB"/>
+        </w:rPr>
+        <w:t>)</w:t>
       </w:r>
       <w:r>
         <w:rPr>
@@ -279,7 +372,21 @@
         <w:rPr>
           <w:lang w:val="en-GB"/>
         </w:rPr>
-        <w:t xml:space="preserve"> (NURocketry)</w:t>
+        <w:t xml:space="preserve"> (</w:t>
+      </w:r>
+      <w:proofErr w:type="spellStart"/>
+      <w:r>
+        <w:rPr>
+          <w:lang w:val="en-GB"/>
+        </w:rPr>
+        <w:t>NURocketry</w:t>
+      </w:r>
+      <w:proofErr w:type="spellEnd"/>
+      <w:r>
+        <w:rPr>
+          <w:lang w:val="en-GB"/>
+        </w:rPr>
+        <w:t>)</w:t>
       </w:r>
       <w:r>
         <w:rPr>
@@ -297,7 +404,21 @@
         <w:rPr>
           <w:lang w:val="en-GB"/>
         </w:rPr>
-        <w:t xml:space="preserve"> (NUMarine)</w:t>
+        <w:t xml:space="preserve"> (</w:t>
+      </w:r>
+      <w:proofErr w:type="spellStart"/>
+      <w:r>
+        <w:rPr>
+          <w:lang w:val="en-GB"/>
+        </w:rPr>
+        <w:t>NUMarine</w:t>
+      </w:r>
+      <w:proofErr w:type="spellEnd"/>
+      <w:r>
+        <w:rPr>
+          <w:lang w:val="en-GB"/>
+        </w:rPr>
+        <w:t>)</w:t>
       </w:r>
       <w:r>
         <w:rPr>
@@ -317,7 +438,21 @@
         <w:rPr>
           <w:lang w:val="en-GB"/>
         </w:rPr>
-        <w:t xml:space="preserve"> (NURacing)</w:t>
+        <w:t xml:space="preserve"> (</w:t>
+      </w:r>
+      <w:proofErr w:type="spellStart"/>
+      <w:r>
+        <w:rPr>
+          <w:lang w:val="en-GB"/>
+        </w:rPr>
+        <w:t>NURacing</w:t>
+      </w:r>
+      <w:proofErr w:type="spellEnd"/>
+      <w:r>
+        <w:rPr>
+          <w:lang w:val="en-GB"/>
+        </w:rPr>
+        <w:t>)</w:t>
       </w:r>
       <w:r>
         <w:rPr>
@@ -335,7 +470,21 @@
         <w:rPr>
           <w:lang w:val="en-GB"/>
         </w:rPr>
-        <w:t xml:space="preserve"> (NURocketry)</w:t>
+        <w:t xml:space="preserve"> (</w:t>
+      </w:r>
+      <w:proofErr w:type="spellStart"/>
+      <w:r>
+        <w:rPr>
+          <w:lang w:val="en-GB"/>
+        </w:rPr>
+        <w:t>NURocketry</w:t>
+      </w:r>
+      <w:proofErr w:type="spellEnd"/>
+      <w:r>
+        <w:rPr>
+          <w:lang w:val="en-GB"/>
+        </w:rPr>
+        <w:t>)</w:t>
       </w:r>
       <w:r>
         <w:rPr>
@@ -353,8 +502,16 @@
         <w:rPr>
           <w:lang w:val="en-GB"/>
         </w:rPr>
-        <w:t xml:space="preserve"> Dylan Cuskelly</w:t>
-      </w:r>
+        <w:t xml:space="preserve"> Dylan </w:t>
+      </w:r>
+      <w:proofErr w:type="spellStart"/>
+      <w:r>
+        <w:rPr>
+          <w:lang w:val="en-GB"/>
+        </w:rPr>
+        <w:t>Cuskelly</w:t>
+      </w:r>
+      <w:proofErr w:type="spellEnd"/>
       <w:r>
         <w:rPr>
           <w:lang w:val="en-GB"/>
@@ -1186,34 +1343,53 @@
           <w:lang w:val="en-GB"/>
         </w:rPr>
       </w:pPr>
-    </w:p>
-    <w:p>
-      <w:pPr>
-        <w:rPr>
-          <w:lang w:val="en-GB"/>
-        </w:rPr>
-      </w:pPr>
-    </w:p>
-    <w:p>
-      <w:pPr>
-        <w:rPr>
-          <w:lang w:val="en-GB"/>
-        </w:rPr>
-      </w:pPr>
-    </w:p>
-    <w:p>
-      <w:pPr>
-        <w:rPr>
-          <w:lang w:val="en-GB"/>
-        </w:rPr>
-      </w:pPr>
-    </w:p>
-    <w:p>
-      <w:pPr>
-        <w:rPr>
-          <w:lang w:val="en-GB"/>
-        </w:rPr>
-      </w:pPr>
+      <w:r>
+        <w:rPr>
+          <w:noProof/>
+          <w:lang w:val="en-GB"/>
+        </w:rPr>
+        <w:drawing>
+          <wp:inline distT="0" distB="0" distL="0" distR="0" wp14:anchorId="6FDC1368" wp14:editId="33571505">
+            <wp:extent cx="4890166" cy="3681876"/>
+            <wp:effectExtent l="0" t="0" r="0" b="1270"/>
+            <wp:docPr id="2102740783" name="Picture 36"/>
+            <wp:cNvGraphicFramePr>
+              <a:graphicFrameLocks xmlns:a="http://schemas.openxmlformats.org/drawingml/2006/main" noChangeAspect="1"/>
+            </wp:cNvGraphicFramePr>
+            <a:graphic xmlns:a="http://schemas.openxmlformats.org/drawingml/2006/main">
+              <a:graphicData uri="http://schemas.openxmlformats.org/drawingml/2006/picture">
+                <pic:pic xmlns:pic="http://schemas.openxmlformats.org/drawingml/2006/picture">
+                  <pic:nvPicPr>
+                    <pic:cNvPr id="2102740783" name="Picture 2102740783"/>
+                    <pic:cNvPicPr/>
+                  </pic:nvPicPr>
+                  <pic:blipFill>
+                    <a:blip r:embed="rId8" cstate="print">
+                      <a:extLst>
+                        <a:ext uri="{28A0092B-C50C-407E-A947-70E740481C1C}">
+                          <a14:useLocalDpi xmlns:a14="http://schemas.microsoft.com/office/drawing/2010/main" val="0"/>
+                        </a:ext>
+                      </a:extLst>
+                    </a:blip>
+                    <a:stretch>
+                      <a:fillRect/>
+                    </a:stretch>
+                  </pic:blipFill>
+                  <pic:spPr>
+                    <a:xfrm>
+                      <a:off x="0" y="0"/>
+                      <a:ext cx="4903864" cy="3692189"/>
+                    </a:xfrm>
+                    <a:prstGeom prst="rect">
+                      <a:avLst/>
+                    </a:prstGeom>
+                  </pic:spPr>
+                </pic:pic>
+              </a:graphicData>
+            </a:graphic>
+          </wp:inline>
+        </w:drawing>
+      </w:r>
     </w:p>
     <w:p>
       <w:pPr>
@@ -1282,7 +1458,21 @@
         <w:rPr>
           <w:lang w:val="en-GB"/>
         </w:rPr>
-        <w:t xml:space="preserve">Participate in a track day.  This will be a whole day event that happens off campus at a testing site. It may happen on a weekend. The date and time of which will be determined by thee testing site as much as by NUTeams. </w:t>
+        <w:t xml:space="preserve">Participate in a track day.  This will be a whole day event that happens off campus at a testing site. It may happen on a weekend. The date and time of which will be determined by thee testing site as much as by </w:t>
+      </w:r>
+      <w:proofErr w:type="spellStart"/>
+      <w:r>
+        <w:rPr>
+          <w:lang w:val="en-GB"/>
+        </w:rPr>
+        <w:t>NUTeams</w:t>
+      </w:r>
+      <w:proofErr w:type="spellEnd"/>
+      <w:r>
+        <w:rPr>
+          <w:lang w:val="en-GB"/>
+        </w:rPr>
+        <w:t xml:space="preserve">. </w:t>
       </w:r>
     </w:p>
     <w:p>
@@ -1930,7 +2120,21 @@
         <w:rPr>
           <w:lang w:val="en-GB"/>
         </w:rPr>
-        <w:t xml:space="preserve"> in the services of the teams as a whole. A minimum of 10 hrs </w:t>
+        <w:t xml:space="preserve"> in the services of the </w:t>
+      </w:r>
+      <w:proofErr w:type="gramStart"/>
+      <w:r>
+        <w:rPr>
+          <w:lang w:val="en-GB"/>
+        </w:rPr>
+        <w:t>teams as a whole</w:t>
+      </w:r>
+      <w:proofErr w:type="gramEnd"/>
+      <w:r>
+        <w:rPr>
+          <w:lang w:val="en-GB"/>
+        </w:rPr>
+        <w:t xml:space="preserve">. A minimum of 10 hrs </w:t>
       </w:r>
       <w:r>
         <w:rPr>
@@ -2598,7 +2802,21 @@
         <w:rPr>
           <w:lang w:val="en-GB"/>
         </w:rPr>
-        <w:t xml:space="preserve">. This is required for all of our competition teams and is for you as well. You will have a base level of </w:t>
+        <w:t xml:space="preserve">. This is required for </w:t>
+      </w:r>
+      <w:proofErr w:type="gramStart"/>
+      <w:r>
+        <w:rPr>
+          <w:lang w:val="en-GB"/>
+        </w:rPr>
+        <w:t>all of</w:t>
+      </w:r>
+      <w:proofErr w:type="gramEnd"/>
+      <w:r>
+        <w:rPr>
+          <w:lang w:val="en-GB"/>
+        </w:rPr>
+        <w:t xml:space="preserve"> our competition teams and is for you as well. You will have a base level of </w:t>
       </w:r>
       <w:r>
         <w:rPr>
@@ -3697,7 +3915,7 @@
 </file>
 
 <file path=word/numbering.xml><?xml version="1.0" encoding="utf-8"?>
-<w:numbering xmlns:wpc="http://schemas.microsoft.com/office/word/2010/wordprocessingCanvas" xmlns:cx="http://schemas.microsoft.com/office/drawing/2014/chartex" xmlns:cx1="http://schemas.microsoft.com/office/drawing/2015/9/8/chartex" xmlns:cx2="http://schemas.microsoft.com/office/drawing/2015/10/21/chartex" xmlns:cx3="http://schemas.microsoft.com/office/drawing/2016/5/9/chartex" xmlns:cx4="http://schemas.microsoft.com/office/drawing/2016/5/10/chartex" xmlns:cx5="http://schemas.microsoft.com/office/drawing/2016/5/11/chartex" xmlns:cx6="http://schemas.microsoft.com/office/drawing/2016/5/12/chartex" xmlns:cx7="http://schemas.microsoft.com/office/drawing/2016/5/13/chartex" xmlns:cx8="http://schemas.microsoft.com/office/drawing/2016/5/14/chartex" xmlns:mc="http://schemas.openxmlformats.org/markup-compatibility/2006" xmlns:aink="http://schemas.microsoft.com/office/drawing/2016/ink" xmlns:am3d="http://schemas.microsoft.com/office/drawing/2017/model3d" xmlns:o="urn:schemas-microsoft-com:office:office" xmlns:oel="http://schemas.microsoft.com/office/2019/extlst" xmlns:r="http://schemas.openxmlformats.org/officeDocument/2006/relationships" xmlns:m="http://schemas.openxmlformats.org/officeDocument/2006/math" xmlns:v="urn:schemas-microsoft-com:vml" xmlns:wp14="http://schemas.microsoft.com/office/word/2010/wordprocessingDrawing" xmlns:wp="http://schemas.openxmlformats.org/drawingml/2006/wordprocessingDrawing" xmlns:w10="urn:schemas-microsoft-com:office:word" xmlns:w="http://schemas.openxmlformats.org/wordprocessingml/2006/main" xmlns:w14="http://schemas.microsoft.com/office/word/2010/wordml" xmlns:w15="http://schemas.microsoft.com/office/word/2012/wordml" xmlns:w16cex="http://schemas.microsoft.com/office/word/2018/wordml/cex" xmlns:w16cid="http://schemas.microsoft.com/office/word/2016/wordml/cid" xmlns:w16="http://schemas.microsoft.com/office/word/2018/wordml" xmlns:w16du="http://schemas.microsoft.com/office/word/2023/wordml/word16du" xmlns:w16sdtdh="http://schemas.microsoft.com/office/word/2020/wordml/sdtdatahash" xmlns:w16sdtfl="http://schemas.microsoft.com/office/word/2024/wordml/sdtformatlock" xmlns:w16se="http://schemas.microsoft.com/office/word/2015/wordml/symex" xmlns:wpg="http://schemas.microsoft.com/office/word/2010/wordprocessingGroup" xmlns:wpi="http://schemas.microsoft.com/office/word/2010/wordprocessingInk" xmlns:wne="http://schemas.microsoft.com/office/word/2006/wordml" xmlns:wps="http://schemas.microsoft.com/office/word/2010/wordprocessingShape" mc:Ignorable="w14 w15 w16se w16cid w16 w16cex w16sdtdh w16sdtfl w16du wp14">
+<w:numbering xmlns:wpc="http://schemas.microsoft.com/office/word/2010/wordprocessingCanvas" xmlns:cx="http://schemas.microsoft.com/office/drawing/2014/chartex" xmlns:cx1="http://schemas.microsoft.com/office/drawing/2015/9/8/chartex" xmlns:cx2="http://schemas.microsoft.com/office/drawing/2015/10/21/chartex" xmlns:cx3="http://schemas.microsoft.com/office/drawing/2016/5/9/chartex" xmlns:cx4="http://schemas.microsoft.com/office/drawing/2016/5/10/chartex" xmlns:cx5="http://schemas.microsoft.com/office/drawing/2016/5/11/chartex" xmlns:cx6="http://schemas.microsoft.com/office/drawing/2016/5/12/chartex" xmlns:cx7="http://schemas.microsoft.com/office/drawing/2016/5/13/chartex" xmlns:cx8="http://schemas.microsoft.com/office/drawing/2016/5/14/chartex" xmlns:mc="http://schemas.openxmlformats.org/markup-compatibility/2006" xmlns:m="http://schemas.openxmlformats.org/officeDocument/2006/math" xmlns:aink="http://schemas.microsoft.com/office/drawing/2016/ink" xmlns:am3d="http://schemas.microsoft.com/office/drawing/2017/model3d" xmlns:oel="http://schemas.microsoft.com/office/2019/extlst" xmlns:r="http://schemas.openxmlformats.org/officeDocument/2006/relationships" xmlns:wp14="http://schemas.microsoft.com/office/word/2010/wordprocessingDrawing" xmlns:wp="http://schemas.openxmlformats.org/drawingml/2006/wordprocessingDrawing" xmlns:wpg="http://schemas.microsoft.com/office/word/2010/wordprocessingGroup" xmlns:wpi="http://schemas.microsoft.com/office/word/2010/wordprocessingInk" xmlns:wps="http://schemas.microsoft.com/office/word/2010/wordprocessingShape" xmlns:o="urn:schemas-microsoft-com:office:office" xmlns:v="urn:schemas-microsoft-com:vml" xmlns:w10="urn:schemas-microsoft-com:office:word" xmlns:w="http://schemas.openxmlformats.org/wordprocessingml/2006/main" xmlns:w14="http://schemas.microsoft.com/office/word/2010/wordml" xmlns:w15="http://schemas.microsoft.com/office/word/2012/wordml" xmlns:w16cex="http://schemas.microsoft.com/office/word/2018/wordml/cex" xmlns:w16cid="http://schemas.microsoft.com/office/word/2016/wordml/cid" xmlns:w16="http://schemas.microsoft.com/office/word/2018/wordml" xmlns:w16sdtdh="http://schemas.microsoft.com/office/word/2020/wordml/sdtdatahash" xmlns:w16sdtfl="http://schemas.microsoft.com/office/word/2024/wordml/sdtformatlock" xmlns:w16se="http://schemas.microsoft.com/office/word/2015/wordml/symex" xmlns:w16du="http://schemas.microsoft.com/office/word/2023/wordml/word16du" xmlns:wne="http://schemas.microsoft.com/office/word/2006/wordml" mc:Ignorable="w14 w15 w16se w16cid w16 w16cex w16sdtdh w16sdtfl w16du wp14">
   <w:abstractNum w:abstractNumId="0" w15:restartNumberingAfterBreak="0">
     <w:nsid w:val="259E531D"/>
     <w:multiLevelType w:val="multilevel"/>
@@ -3934,7 +4152,7 @@
 </file>
 
 <file path=word/styles.xml><?xml version="1.0" encoding="utf-8"?>
-<w:styles xmlns:mc="http://schemas.openxmlformats.org/markup-compatibility/2006" xmlns:r="http://schemas.openxmlformats.org/officeDocument/2006/relationships" xmlns:w="http://schemas.openxmlformats.org/wordprocessingml/2006/main" xmlns:w14="http://schemas.microsoft.com/office/word/2010/wordml" xmlns:w15="http://schemas.microsoft.com/office/word/2012/wordml" xmlns:w16cex="http://schemas.microsoft.com/office/word/2018/wordml/cex" xmlns:w16cid="http://schemas.microsoft.com/office/word/2016/wordml/cid" xmlns:w16="http://schemas.microsoft.com/office/word/2018/wordml" xmlns:w16du="http://schemas.microsoft.com/office/word/2023/wordml/word16du" xmlns:w16sdtdh="http://schemas.microsoft.com/office/word/2020/wordml/sdtdatahash" xmlns:w16sdtfl="http://schemas.microsoft.com/office/word/2024/wordml/sdtformatlock" xmlns:w16se="http://schemas.microsoft.com/office/word/2015/wordml/symex" mc:Ignorable="w14 w15 w16se w16cid w16 w16cex w16sdtdh w16sdtfl w16du">
+<w:styles xmlns:mc="http://schemas.openxmlformats.org/markup-compatibility/2006" xmlns:r="http://schemas.openxmlformats.org/officeDocument/2006/relationships" xmlns:w="http://schemas.openxmlformats.org/wordprocessingml/2006/main" xmlns:w14="http://schemas.microsoft.com/office/word/2010/wordml" xmlns:w15="http://schemas.microsoft.com/office/word/2012/wordml" xmlns:w16cex="http://schemas.microsoft.com/office/word/2018/wordml/cex" xmlns:w16cid="http://schemas.microsoft.com/office/word/2016/wordml/cid" xmlns:w16="http://schemas.microsoft.com/office/word/2018/wordml" xmlns:w16sdtdh="http://schemas.microsoft.com/office/word/2020/wordml/sdtdatahash" xmlns:w16sdtfl="http://schemas.microsoft.com/office/word/2024/wordml/sdtformatlock" xmlns:w16se="http://schemas.microsoft.com/office/word/2015/wordml/symex" xmlns:w16du="http://schemas.microsoft.com/office/word/2023/wordml/word16du" mc:Ignorable="w14 w15 w16se w16cid w16 w16cex w16sdtdh w16sdtfl w16du">
   <w:docDefaults>
     <w:rPrDefault>
       <w:rPr>
@@ -5222,27 +5440,6 @@
 </file>
 
 <file path=customXml/item1.xml><?xml version="1.0" encoding="utf-8"?>
-<p:properties xmlns:p="http://schemas.microsoft.com/office/2006/metadata/properties" xmlns:xsi="http://www.w3.org/2001/XMLSchema-instance" xmlns:pc="http://schemas.microsoft.com/office/infopath/2007/PartnerControls">
-  <documentManagement>
-    <PartNumber xmlns="0ad71be4-300e-4da4-9890-e32ad5c0a962" xsi:nil="true"/>
-    <TaxCatchAll xmlns="c631679c-bfd8-4445-9cda-c9f05602c282" xsi:nil="true"/>
-    <lcf76f155ced4ddcb4097134ff3c332f xmlns="0ad71be4-300e-4da4-9890-e32ad5c0a962">
-      <Terms xmlns="http://schemas.microsoft.com/office/infopath/2007/PartnerControls"/>
-    </lcf76f155ced4ddcb4097134ff3c332f>
-  </documentManagement>
-</p:properties>
-</file>
-
-<file path=customXml/item2.xml><?xml version="1.0" encoding="utf-8"?>
-<?mso-contentType ?>
-<FormTemplates xmlns="http://schemas.microsoft.com/sharepoint/v3/contenttype/forms">
-  <Display>DocumentLibraryForm</Display>
-  <Edit>DocumentLibraryForm</Edit>
-  <New>DocumentLibraryForm</New>
-</FormTemplates>
-</file>
-
-<file path=customXml/item3.xml><?xml version="1.0" encoding="utf-8"?>
 <ct:contentTypeSchema xmlns:ct="http://schemas.microsoft.com/office/2006/metadata/contentType" xmlns:ma="http://schemas.microsoft.com/office/2006/metadata/properties/metaAttributes" ct:_="" ma:_="" ma:contentTypeName="Document" ma:contentTypeID="0x0101000AC20C0D73B1E34F9B2B46F6AD2F766E" ma:contentTypeVersion="14" ma:contentTypeDescription="Create a new document." ma:contentTypeScope="" ma:versionID="46225f4707eac3d6eb376a3d996c0d6b">
   <xsd:schema xmlns:xsd="http://www.w3.org/2001/XMLSchema" xmlns:xs="http://www.w3.org/2001/XMLSchema" xmlns:p="http://schemas.microsoft.com/office/2006/metadata/properties" xmlns:ns2="0ad71be4-300e-4da4-9890-e32ad5c0a962" xmlns:ns3="c631679c-bfd8-4445-9cda-c9f05602c282" targetNamespace="http://schemas.microsoft.com/office/2006/metadata/properties" ma:root="true" ma:fieldsID="9ce227525533969de88b2603fe31c150" ns2:_="" ns3:_="">
     <xsd:import namespace="0ad71be4-300e-4da4-9890-e32ad5c0a962"/>
@@ -5455,26 +5652,28 @@
 </ct:contentTypeSchema>
 </file>
 
-<file path=customXml/itemProps1.xml><?xml version="1.0" encoding="utf-8"?>
-<ds:datastoreItem xmlns:ds="http://schemas.openxmlformats.org/officeDocument/2006/customXml" ds:itemID="{B253B42D-A807-4CAA-8FA4-4DA2EC658818}">
-  <ds:schemaRefs>
-    <ds:schemaRef ds:uri="http://schemas.microsoft.com/office/2006/metadata/properties"/>
-    <ds:schemaRef ds:uri="http://schemas.microsoft.com/office/infopath/2007/PartnerControls"/>
-    <ds:schemaRef ds:uri="0ad71be4-300e-4da4-9890-e32ad5c0a962"/>
-    <ds:schemaRef ds:uri="c631679c-bfd8-4445-9cda-c9f05602c282"/>
-  </ds:schemaRefs>
-</ds:datastoreItem>
+<file path=customXml/item2.xml><?xml version="1.0" encoding="utf-8"?>
+<?mso-contentType ?>
+<FormTemplates xmlns="http://schemas.microsoft.com/sharepoint/v3/contenttype/forms">
+  <Display>DocumentLibraryForm</Display>
+  <Edit>DocumentLibraryForm</Edit>
+  <New>DocumentLibraryForm</New>
+</FormTemplates>
 </file>
 
-<file path=customXml/itemProps2.xml><?xml version="1.0" encoding="utf-8"?>
-<ds:datastoreItem xmlns:ds="http://schemas.openxmlformats.org/officeDocument/2006/customXml" ds:itemID="{C0F23239-E333-4032-AC80-25A4613621CD}">
-  <ds:schemaRefs>
-    <ds:schemaRef ds:uri="http://schemas.microsoft.com/sharepoint/v3/contenttype/forms"/>
-  </ds:schemaRefs>
-</ds:datastoreItem>
+<file path=customXml/item3.xml><?xml version="1.0" encoding="utf-8"?>
+<p:properties xmlns:p="http://schemas.microsoft.com/office/2006/metadata/properties" xmlns:xsi="http://www.w3.org/2001/XMLSchema-instance" xmlns:pc="http://schemas.microsoft.com/office/infopath/2007/PartnerControls">
+  <documentManagement>
+    <PartNumber xmlns="0ad71be4-300e-4da4-9890-e32ad5c0a962" xsi:nil="true"/>
+    <TaxCatchAll xmlns="c631679c-bfd8-4445-9cda-c9f05602c282" xsi:nil="true"/>
+    <lcf76f155ced4ddcb4097134ff3c332f xmlns="0ad71be4-300e-4da4-9890-e32ad5c0a962">
+      <Terms xmlns="http://schemas.microsoft.com/office/infopath/2007/PartnerControls"/>
+    </lcf76f155ced4ddcb4097134ff3c332f>
+  </documentManagement>
+</p:properties>
 </file>
 
-<file path=customXml/itemProps3.xml><?xml version="1.0" encoding="utf-8"?>
+<file path=customXml/itemProps1.xml><?xml version="1.0" encoding="utf-8"?>
 <ds:datastoreItem xmlns:ds="http://schemas.openxmlformats.org/officeDocument/2006/customXml" ds:itemID="{D1F8F129-F164-4506-9D59-3AFEFB715C23}">
   <ds:schemaRefs>
     <ds:schemaRef ds:uri="http://schemas.microsoft.com/office/2006/metadata/contentType"/>
@@ -5491,4 +5690,23 @@
     <ds:schemaRef ds:uri="http://schemas.microsoft.com/internal/obd"/>
   </ds:schemaRefs>
 </ds:datastoreItem>
+</file>
+
+<file path=customXml/itemProps2.xml><?xml version="1.0" encoding="utf-8"?>
+<ds:datastoreItem xmlns:ds="http://schemas.openxmlformats.org/officeDocument/2006/customXml" ds:itemID="{C0F23239-E333-4032-AC80-25A4613621CD}">
+  <ds:schemaRefs>
+    <ds:schemaRef ds:uri="http://schemas.microsoft.com/sharepoint/v3/contenttype/forms"/>
+  </ds:schemaRefs>
+</ds:datastoreItem>
+</file>
+
+<file path=customXml/itemProps3.xml><?xml version="1.0" encoding="utf-8"?>
+<ds:datastoreItem xmlns:ds="http://schemas.openxmlformats.org/officeDocument/2006/customXml" ds:itemID="{B253B42D-A807-4CAA-8FA4-4DA2EC658818}">
+  <ds:schemaRefs>
+    <ds:schemaRef ds:uri="http://schemas.microsoft.com/office/2006/metadata/properties"/>
+    <ds:schemaRef ds:uri="http://schemas.microsoft.com/office/infopath/2007/PartnerControls"/>
+    <ds:schemaRef ds:uri="0ad71be4-300e-4da4-9890-e32ad5c0a962"/>
+    <ds:schemaRef ds:uri="c631679c-bfd8-4445-9cda-c9f05602c282"/>
+  </ds:schemaRefs>
+</ds:datastoreItem>
 </file>